--- a/(final) Part1_DataAnalysis.docx
+++ b/(final) Part1_DataAnalysis.docx
@@ -31,8 +31,8 @@
           <w:rFonts w:ascii="Times New Roman" w:hAnsi="Times New Roman" w:cs="Times New Roman"/>
           <w:b/>
           <w:bCs/>
-          <w:sz w:val="36"/>
-          <w:szCs w:val="36"/>
+          <w:sz w:val="32"/>
+          <w:szCs w:val="32"/>
         </w:rPr>
       </w:pPr>
       <w:r>
@@ -41,8 +41,8 @@
           <w:b/>
           <w:bCs/>
           <w:color w:val="2E75B6"/>
-          <w:sz w:val="36"/>
-          <w:szCs w:val="36"/>
+          <w:sz w:val="32"/>
+          <w:szCs w:val="32"/>
         </w:rPr>
         <w:t>Part 1 – Data Analysis and Insight</w:t>
       </w:r>
@@ -55,8 +55,6 @@
           <w:b/>
           <w:bCs/>
           <w:color w:val="555555"/>
-          <w:sz w:val="24"/>
-          <w:szCs w:val="24"/>
           <w:lang w:val="vi-VN"/>
         </w:rPr>
       </w:pPr>
@@ -66,8 +64,8 @@
           <w:b/>
           <w:bCs/>
           <w:color w:val="555555"/>
-          <w:sz w:val="32"/>
-          <w:szCs w:val="32"/>
+          <w:sz w:val="28"/>
+          <w:szCs w:val="28"/>
         </w:rPr>
         <w:t>Dataset: Student Exam Performance</w:t>
       </w:r>
@@ -164,53 +162,27 @@
     </w:p>
     <w:tbl>
       <w:tblPr>
-        <w:tblW w:w="9360" w:type="dxa"/>
-        <w:tblBorders>
-          <w:top w:val="single" w:sz="4" w:space="0" w:color="auto"/>
-          <w:left w:val="single" w:sz="4" w:space="0" w:color="auto"/>
-          <w:bottom w:val="single" w:sz="4" w:space="0" w:color="auto"/>
-          <w:right w:val="single" w:sz="4" w:space="0" w:color="auto"/>
-          <w:insideH w:val="single" w:sz="4" w:space="0" w:color="auto"/>
-          <w:insideV w:val="single" w:sz="4" w:space="0" w:color="auto"/>
-        </w:tblBorders>
-        <w:tblCellMar>
-          <w:left w:w="10" w:type="dxa"/>
-          <w:right w:w="10" w:type="dxa"/>
-        </w:tblCellMar>
+        <w:tblStyle w:val="TableGrid"/>
+        <w:tblW w:w="5000" w:type="pct"/>
         <w:tblLook w:val="0000" w:firstRow="0" w:lastRow="0" w:firstColumn="0" w:lastColumn="0" w:noHBand="0" w:noVBand="0"/>
       </w:tblPr>
       <w:tblGrid>
-        <w:gridCol w:w="2800"/>
-        <w:gridCol w:w="6560"/>
+        <w:gridCol w:w="2905"/>
+        <w:gridCol w:w="6805"/>
       </w:tblGrid>
       <w:tr>
-        <w:tblPrEx>
-          <w:tblCellMar>
-            <w:top w:w="0" w:type="dxa"/>
-            <w:bottom w:w="0" w:type="dxa"/>
-          </w:tblCellMar>
-        </w:tblPrEx>
         <w:tc>
           <w:tcPr>
-            <w:tcW w:w="2800" w:type="dxa"/>
-            <w:tcBorders>
-              <w:top w:val="single" w:sz="1" w:space="0" w:color="2E75B6"/>
-              <w:left w:val="single" w:sz="1" w:space="0" w:color="2E75B6"/>
-              <w:bottom w:val="single" w:sz="1" w:space="0" w:color="2E75B6"/>
-              <w:right w:val="single" w:sz="1" w:space="0" w:color="2E75B6"/>
-            </w:tcBorders>
-            <w:shd w:val="clear" w:color="auto" w:fill="2E75B6"/>
-            <w:tcMar>
-              <w:top w:w="80" w:type="dxa"/>
-              <w:left w:w="120" w:type="dxa"/>
-              <w:bottom w:w="80" w:type="dxa"/>
-              <w:right w:w="120" w:type="dxa"/>
-            </w:tcMar>
+            <w:tcW w:w="1496" w:type="pct"/>
+            <w:shd w:val="clear" w:color="auto" w:fill="A5C9EB" w:themeFill="text2" w:themeFillTint="40"/>
           </w:tcPr>
           <w:p>
             <w:pPr>
-              <w:rPr>
-                <w:rFonts w:ascii="Times New Roman" w:hAnsi="Times New Roman" w:cs="Times New Roman"/>
+              <w:jc w:val="center"/>
+              <w:rPr>
+                <w:rFonts w:ascii="Times New Roman" w:hAnsi="Times New Roman" w:cs="Times New Roman"/>
+                <w:b/>
+                <w:bCs/>
                 <w:sz w:val="24"/>
                 <w:szCs w:val="24"/>
               </w:rPr>
@@ -218,7 +190,8 @@
             <w:r>
               <w:rPr>
                 <w:rFonts w:ascii="Times New Roman" w:hAnsi="Times New Roman" w:cs="Times New Roman"/>
-                <w:color w:val="FFFFFF"/>
+                <w:b/>
+                <w:bCs/>
                 <w:sz w:val="24"/>
                 <w:szCs w:val="24"/>
               </w:rPr>
@@ -228,25 +201,16 @@
         </w:tc>
         <w:tc>
           <w:tcPr>
-            <w:tcW w:w="6560" w:type="dxa"/>
-            <w:tcBorders>
-              <w:top w:val="single" w:sz="1" w:space="0" w:color="2E75B6"/>
-              <w:left w:val="single" w:sz="1" w:space="0" w:color="2E75B6"/>
-              <w:bottom w:val="single" w:sz="1" w:space="0" w:color="2E75B6"/>
-              <w:right w:val="single" w:sz="1" w:space="0" w:color="2E75B6"/>
-            </w:tcBorders>
-            <w:shd w:val="clear" w:color="auto" w:fill="2E75B6"/>
-            <w:tcMar>
-              <w:top w:w="80" w:type="dxa"/>
-              <w:left w:w="120" w:type="dxa"/>
-              <w:bottom w:w="80" w:type="dxa"/>
-              <w:right w:w="120" w:type="dxa"/>
-            </w:tcMar>
+            <w:tcW w:w="3504" w:type="pct"/>
+            <w:shd w:val="clear" w:color="auto" w:fill="A5C9EB" w:themeFill="text2" w:themeFillTint="40"/>
           </w:tcPr>
           <w:p>
             <w:pPr>
-              <w:rPr>
-                <w:rFonts w:ascii="Times New Roman" w:hAnsi="Times New Roman" w:cs="Times New Roman"/>
+              <w:jc w:val="center"/>
+              <w:rPr>
+                <w:rFonts w:ascii="Times New Roman" w:hAnsi="Times New Roman" w:cs="Times New Roman"/>
+                <w:b/>
+                <w:bCs/>
                 <w:sz w:val="24"/>
                 <w:szCs w:val="24"/>
               </w:rPr>
@@ -254,7 +218,8 @@
             <w:r>
               <w:rPr>
                 <w:rFonts w:ascii="Times New Roman" w:hAnsi="Times New Roman" w:cs="Times New Roman"/>
-                <w:color w:val="FFFFFF"/>
+                <w:b/>
+                <w:bCs/>
                 <w:sz w:val="24"/>
                 <w:szCs w:val="24"/>
               </w:rPr>
@@ -264,33 +229,16 @@
         </w:tc>
       </w:tr>
       <w:tr>
-        <w:tblPrEx>
-          <w:tblCellMar>
-            <w:top w:w="0" w:type="dxa"/>
-            <w:bottom w:w="0" w:type="dxa"/>
-          </w:tblCellMar>
-        </w:tblPrEx>
         <w:tc>
           <w:tcPr>
-            <w:tcW w:w="2800" w:type="dxa"/>
-            <w:tcBorders>
-              <w:top w:val="single" w:sz="1" w:space="0" w:color="CCCCCC"/>
-              <w:left w:val="single" w:sz="1" w:space="0" w:color="CCCCCC"/>
-              <w:bottom w:val="single" w:sz="1" w:space="0" w:color="CCCCCC"/>
-              <w:right w:val="single" w:sz="1" w:space="0" w:color="CCCCCC"/>
-            </w:tcBorders>
-            <w:shd w:val="clear" w:color="auto" w:fill="FFFFFF"/>
-            <w:tcMar>
-              <w:top w:w="70" w:type="dxa"/>
-              <w:left w:w="120" w:type="dxa"/>
-              <w:bottom w:w="70" w:type="dxa"/>
-              <w:right w:w="120" w:type="dxa"/>
-            </w:tcMar>
+            <w:tcW w:w="1496" w:type="pct"/>
           </w:tcPr>
           <w:p>
             <w:pPr>
               <w:rPr>
                 <w:rFonts w:ascii="Times New Roman" w:hAnsi="Times New Roman" w:cs="Times New Roman"/>
+                <w:b/>
+                <w:bCs/>
                 <w:sz w:val="24"/>
                 <w:szCs w:val="24"/>
               </w:rPr>
@@ -298,6 +246,8 @@
             <w:r>
               <w:rPr>
                 <w:rFonts w:ascii="Times New Roman" w:hAnsi="Times New Roman" w:cs="Times New Roman"/>
+                <w:b/>
+                <w:bCs/>
                 <w:sz w:val="24"/>
                 <w:szCs w:val="24"/>
               </w:rPr>
@@ -307,20 +257,7 @@
         </w:tc>
         <w:tc>
           <w:tcPr>
-            <w:tcW w:w="6560" w:type="dxa"/>
-            <w:tcBorders>
-              <w:top w:val="single" w:sz="1" w:space="0" w:color="CCCCCC"/>
-              <w:left w:val="single" w:sz="1" w:space="0" w:color="CCCCCC"/>
-              <w:bottom w:val="single" w:sz="1" w:space="0" w:color="CCCCCC"/>
-              <w:right w:val="single" w:sz="1" w:space="0" w:color="CCCCCC"/>
-            </w:tcBorders>
-            <w:shd w:val="clear" w:color="auto" w:fill="FFFFFF"/>
-            <w:tcMar>
-              <w:top w:w="70" w:type="dxa"/>
-              <w:left w:w="120" w:type="dxa"/>
-              <w:bottom w:w="70" w:type="dxa"/>
-              <w:right w:w="120" w:type="dxa"/>
-            </w:tcMar>
+            <w:tcW w:w="3504" w:type="pct"/>
           </w:tcPr>
           <w:p>
             <w:pPr>
@@ -342,33 +279,16 @@
         </w:tc>
       </w:tr>
       <w:tr>
-        <w:tblPrEx>
-          <w:tblCellMar>
-            <w:top w:w="0" w:type="dxa"/>
-            <w:bottom w:w="0" w:type="dxa"/>
-          </w:tblCellMar>
-        </w:tblPrEx>
         <w:tc>
           <w:tcPr>
-            <w:tcW w:w="2800" w:type="dxa"/>
-            <w:tcBorders>
-              <w:top w:val="single" w:sz="1" w:space="0" w:color="CCCCCC"/>
-              <w:left w:val="single" w:sz="1" w:space="0" w:color="CCCCCC"/>
-              <w:bottom w:val="single" w:sz="1" w:space="0" w:color="CCCCCC"/>
-              <w:right w:val="single" w:sz="1" w:space="0" w:color="CCCCCC"/>
-            </w:tcBorders>
-            <w:shd w:val="clear" w:color="auto" w:fill="EBF5FB"/>
-            <w:tcMar>
-              <w:top w:w="70" w:type="dxa"/>
-              <w:left w:w="120" w:type="dxa"/>
-              <w:bottom w:w="70" w:type="dxa"/>
-              <w:right w:w="120" w:type="dxa"/>
-            </w:tcMar>
+            <w:tcW w:w="1496" w:type="pct"/>
           </w:tcPr>
           <w:p>
             <w:pPr>
               <w:rPr>
                 <w:rFonts w:ascii="Times New Roman" w:hAnsi="Times New Roman" w:cs="Times New Roman"/>
+                <w:b/>
+                <w:bCs/>
                 <w:sz w:val="24"/>
                 <w:szCs w:val="24"/>
               </w:rPr>
@@ -376,6 +296,8 @@
             <w:r>
               <w:rPr>
                 <w:rFonts w:ascii="Times New Roman" w:hAnsi="Times New Roman" w:cs="Times New Roman"/>
+                <w:b/>
+                <w:bCs/>
                 <w:sz w:val="24"/>
                 <w:szCs w:val="24"/>
               </w:rPr>
@@ -385,20 +307,7 @@
         </w:tc>
         <w:tc>
           <w:tcPr>
-            <w:tcW w:w="6560" w:type="dxa"/>
-            <w:tcBorders>
-              <w:top w:val="single" w:sz="1" w:space="0" w:color="CCCCCC"/>
-              <w:left w:val="single" w:sz="1" w:space="0" w:color="CCCCCC"/>
-              <w:bottom w:val="single" w:sz="1" w:space="0" w:color="CCCCCC"/>
-              <w:right w:val="single" w:sz="1" w:space="0" w:color="CCCCCC"/>
-            </w:tcBorders>
-            <w:shd w:val="clear" w:color="auto" w:fill="EBF5FB"/>
-            <w:tcMar>
-              <w:top w:w="70" w:type="dxa"/>
-              <w:left w:w="120" w:type="dxa"/>
-              <w:bottom w:w="70" w:type="dxa"/>
-              <w:right w:w="120" w:type="dxa"/>
-            </w:tcMar>
+            <w:tcW w:w="3504" w:type="pct"/>
           </w:tcPr>
           <w:p>
             <w:pPr>
@@ -420,33 +329,16 @@
         </w:tc>
       </w:tr>
       <w:tr>
-        <w:tblPrEx>
-          <w:tblCellMar>
-            <w:top w:w="0" w:type="dxa"/>
-            <w:bottom w:w="0" w:type="dxa"/>
-          </w:tblCellMar>
-        </w:tblPrEx>
         <w:tc>
           <w:tcPr>
-            <w:tcW w:w="2800" w:type="dxa"/>
-            <w:tcBorders>
-              <w:top w:val="single" w:sz="1" w:space="0" w:color="CCCCCC"/>
-              <w:left w:val="single" w:sz="1" w:space="0" w:color="CCCCCC"/>
-              <w:bottom w:val="single" w:sz="1" w:space="0" w:color="CCCCCC"/>
-              <w:right w:val="single" w:sz="1" w:space="0" w:color="CCCCCC"/>
-            </w:tcBorders>
-            <w:shd w:val="clear" w:color="auto" w:fill="FFFFFF"/>
-            <w:tcMar>
-              <w:top w:w="70" w:type="dxa"/>
-              <w:left w:w="120" w:type="dxa"/>
-              <w:bottom w:w="70" w:type="dxa"/>
-              <w:right w:w="120" w:type="dxa"/>
-            </w:tcMar>
+            <w:tcW w:w="1496" w:type="pct"/>
           </w:tcPr>
           <w:p>
             <w:pPr>
               <w:rPr>
                 <w:rFonts w:ascii="Times New Roman" w:hAnsi="Times New Roman" w:cs="Times New Roman"/>
+                <w:b/>
+                <w:bCs/>
                 <w:sz w:val="24"/>
                 <w:szCs w:val="24"/>
               </w:rPr>
@@ -454,6 +346,8 @@
             <w:r>
               <w:rPr>
                 <w:rFonts w:ascii="Times New Roman" w:hAnsi="Times New Roman" w:cs="Times New Roman"/>
+                <w:b/>
+                <w:bCs/>
                 <w:sz w:val="24"/>
                 <w:szCs w:val="24"/>
               </w:rPr>
@@ -463,20 +357,7 @@
         </w:tc>
         <w:tc>
           <w:tcPr>
-            <w:tcW w:w="6560" w:type="dxa"/>
-            <w:tcBorders>
-              <w:top w:val="single" w:sz="1" w:space="0" w:color="CCCCCC"/>
-              <w:left w:val="single" w:sz="1" w:space="0" w:color="CCCCCC"/>
-              <w:bottom w:val="single" w:sz="1" w:space="0" w:color="CCCCCC"/>
-              <w:right w:val="single" w:sz="1" w:space="0" w:color="CCCCCC"/>
-            </w:tcBorders>
-            <w:shd w:val="clear" w:color="auto" w:fill="FFFFFF"/>
-            <w:tcMar>
-              <w:top w:w="70" w:type="dxa"/>
-              <w:left w:w="120" w:type="dxa"/>
-              <w:bottom w:w="70" w:type="dxa"/>
-              <w:right w:w="120" w:type="dxa"/>
-            </w:tcMar>
+            <w:tcW w:w="3504" w:type="pct"/>
           </w:tcPr>
           <w:p>
             <w:pPr>
@@ -498,33 +379,16 @@
         </w:tc>
       </w:tr>
       <w:tr>
-        <w:tblPrEx>
-          <w:tblCellMar>
-            <w:top w:w="0" w:type="dxa"/>
-            <w:bottom w:w="0" w:type="dxa"/>
-          </w:tblCellMar>
-        </w:tblPrEx>
         <w:tc>
           <w:tcPr>
-            <w:tcW w:w="2800" w:type="dxa"/>
-            <w:tcBorders>
-              <w:top w:val="single" w:sz="1" w:space="0" w:color="CCCCCC"/>
-              <w:left w:val="single" w:sz="1" w:space="0" w:color="CCCCCC"/>
-              <w:bottom w:val="single" w:sz="1" w:space="0" w:color="CCCCCC"/>
-              <w:right w:val="single" w:sz="1" w:space="0" w:color="CCCCCC"/>
-            </w:tcBorders>
-            <w:shd w:val="clear" w:color="auto" w:fill="EBF5FB"/>
-            <w:tcMar>
-              <w:top w:w="70" w:type="dxa"/>
-              <w:left w:w="120" w:type="dxa"/>
-              <w:bottom w:w="70" w:type="dxa"/>
-              <w:right w:w="120" w:type="dxa"/>
-            </w:tcMar>
+            <w:tcW w:w="1496" w:type="pct"/>
           </w:tcPr>
           <w:p>
             <w:pPr>
               <w:rPr>
                 <w:rFonts w:ascii="Times New Roman" w:hAnsi="Times New Roman" w:cs="Times New Roman"/>
+                <w:b/>
+                <w:bCs/>
                 <w:sz w:val="24"/>
                 <w:szCs w:val="24"/>
               </w:rPr>
@@ -532,6 +396,8 @@
             <w:r>
               <w:rPr>
                 <w:rFonts w:ascii="Times New Roman" w:hAnsi="Times New Roman" w:cs="Times New Roman"/>
+                <w:b/>
+                <w:bCs/>
                 <w:sz w:val="24"/>
                 <w:szCs w:val="24"/>
               </w:rPr>
@@ -541,20 +407,7 @@
         </w:tc>
         <w:tc>
           <w:tcPr>
-            <w:tcW w:w="6560" w:type="dxa"/>
-            <w:tcBorders>
-              <w:top w:val="single" w:sz="1" w:space="0" w:color="CCCCCC"/>
-              <w:left w:val="single" w:sz="1" w:space="0" w:color="CCCCCC"/>
-              <w:bottom w:val="single" w:sz="1" w:space="0" w:color="CCCCCC"/>
-              <w:right w:val="single" w:sz="1" w:space="0" w:color="CCCCCC"/>
-            </w:tcBorders>
-            <w:shd w:val="clear" w:color="auto" w:fill="EBF5FB"/>
-            <w:tcMar>
-              <w:top w:w="70" w:type="dxa"/>
-              <w:left w:w="120" w:type="dxa"/>
-              <w:bottom w:w="70" w:type="dxa"/>
-              <w:right w:w="120" w:type="dxa"/>
-            </w:tcMar>
+            <w:tcW w:w="3504" w:type="pct"/>
           </w:tcPr>
           <w:p>
             <w:pPr>
@@ -740,33 +593,16 @@
         </w:tc>
       </w:tr>
       <w:tr>
-        <w:tblPrEx>
-          <w:tblCellMar>
-            <w:top w:w="0" w:type="dxa"/>
-            <w:bottom w:w="0" w:type="dxa"/>
-          </w:tblCellMar>
-        </w:tblPrEx>
         <w:tc>
           <w:tcPr>
-            <w:tcW w:w="2800" w:type="dxa"/>
-            <w:tcBorders>
-              <w:top w:val="single" w:sz="1" w:space="0" w:color="CCCCCC"/>
-              <w:left w:val="single" w:sz="1" w:space="0" w:color="CCCCCC"/>
-              <w:bottom w:val="single" w:sz="1" w:space="0" w:color="CCCCCC"/>
-              <w:right w:val="single" w:sz="1" w:space="0" w:color="CCCCCC"/>
-            </w:tcBorders>
-            <w:shd w:val="clear" w:color="auto" w:fill="FFFFFF"/>
-            <w:tcMar>
-              <w:top w:w="70" w:type="dxa"/>
-              <w:left w:w="120" w:type="dxa"/>
-              <w:bottom w:w="70" w:type="dxa"/>
-              <w:right w:w="120" w:type="dxa"/>
-            </w:tcMar>
+            <w:tcW w:w="1496" w:type="pct"/>
           </w:tcPr>
           <w:p>
             <w:pPr>
               <w:rPr>
                 <w:rFonts w:ascii="Times New Roman" w:hAnsi="Times New Roman" w:cs="Times New Roman"/>
+                <w:b/>
+                <w:bCs/>
                 <w:sz w:val="24"/>
                 <w:szCs w:val="24"/>
               </w:rPr>
@@ -774,6 +610,8 @@
             <w:r>
               <w:rPr>
                 <w:rFonts w:ascii="Times New Roman" w:hAnsi="Times New Roman" w:cs="Times New Roman"/>
+                <w:b/>
+                <w:bCs/>
                 <w:sz w:val="24"/>
                 <w:szCs w:val="24"/>
               </w:rPr>
@@ -783,20 +621,7 @@
         </w:tc>
         <w:tc>
           <w:tcPr>
-            <w:tcW w:w="6560" w:type="dxa"/>
-            <w:tcBorders>
-              <w:top w:val="single" w:sz="1" w:space="0" w:color="CCCCCC"/>
-              <w:left w:val="single" w:sz="1" w:space="0" w:color="CCCCCC"/>
-              <w:bottom w:val="single" w:sz="1" w:space="0" w:color="CCCCCC"/>
-              <w:right w:val="single" w:sz="1" w:space="0" w:color="CCCCCC"/>
-            </w:tcBorders>
-            <w:shd w:val="clear" w:color="auto" w:fill="FFFFFF"/>
-            <w:tcMar>
-              <w:top w:w="70" w:type="dxa"/>
-              <w:left w:w="120" w:type="dxa"/>
-              <w:bottom w:w="70" w:type="dxa"/>
-              <w:right w:w="120" w:type="dxa"/>
-            </w:tcMar>
+            <w:tcW w:w="3504" w:type="pct"/>
           </w:tcPr>
           <w:p>
             <w:pPr>
@@ -851,6 +676,18 @@
           <w:rFonts w:ascii="Times New Roman" w:hAnsi="Times New Roman" w:cs="Times New Roman"/>
           <w:b/>
           <w:bCs/>
+          <w:color w:val="2E75B6"/>
+          <w:sz w:val="24"/>
+          <w:szCs w:val="24"/>
+        </w:rPr>
+      </w:pPr>
+    </w:p>
+    <w:p>
+      <w:pPr>
+        <w:rPr>
+          <w:rFonts w:ascii="Times New Roman" w:hAnsi="Times New Roman" w:cs="Times New Roman"/>
+          <w:b/>
+          <w:bCs/>
           <w:sz w:val="24"/>
           <w:szCs w:val="24"/>
         </w:rPr>
@@ -1296,6 +1133,9 @@
         </w:rPr>
       </w:pPr>
       <w:r>
+        <w:rPr>
+          <w:noProof/>
+        </w:rPr>
         <w:lastRenderedPageBreak/>
         <w:drawing>
           <wp:anchor distT="0" distB="0" distL="114300" distR="114300" simplePos="0" relativeHeight="251658240" behindDoc="0" locked="0" layoutInCell="1" allowOverlap="1" wp14:anchorId="33B4F437" wp14:editId="15B4B7DF">
@@ -1358,6 +1198,9 @@
         </w:drawing>
       </w:r>
       <w:r>
+        <w:rPr>
+          <w:noProof/>
+        </w:rPr>
         <w:drawing>
           <wp:inline distT="0" distB="0" distL="0" distR="0" wp14:anchorId="61ED5615" wp14:editId="0C3CF914">
             <wp:extent cx="2754086" cy="2788920"/>
@@ -1430,6 +1273,9 @@
         </w:rPr>
       </w:pPr>
       <w:r>
+        <w:rPr>
+          <w:noProof/>
+        </w:rPr>
         <w:drawing>
           <wp:anchor distT="0" distB="0" distL="114300" distR="114300" simplePos="0" relativeHeight="251659264" behindDoc="0" locked="0" layoutInCell="1" allowOverlap="1" wp14:anchorId="1A6979CA" wp14:editId="4A29C879">
             <wp:simplePos x="0" y="0"/>
@@ -1491,6 +1337,9 @@
         </w:drawing>
       </w:r>
       <w:r>
+        <w:rPr>
+          <w:noProof/>
+        </w:rPr>
         <w:drawing>
           <wp:inline distT="0" distB="0" distL="0" distR="0" wp14:anchorId="3885BE75" wp14:editId="133609ED">
             <wp:extent cx="2743200" cy="2788920"/>
@@ -2039,44 +1888,20 @@
     </w:p>
     <w:p>
       <w:pPr>
-        <w:rPr>
-          <w:rFonts w:ascii="Times New Roman" w:hAnsi="Times New Roman" w:cs="Times New Roman"/>
-          <w:sz w:val="24"/>
-          <w:szCs w:val="24"/>
-        </w:rPr>
-      </w:pPr>
-      <w:r>
-        <w:rPr>
-          <w:rFonts w:ascii="Times New Roman" w:hAnsi="Times New Roman" w:cs="Times New Roman"/>
-          <w:sz w:val="24"/>
-          <w:szCs w:val="24"/>
-        </w:rPr>
-        <w:t xml:space="preserve">Students who passed the exam studied an average of 3.60 hours per day, compared to only 2.47 hours for those who </w:t>
-      </w:r>
-      <w:r>
-        <w:rPr>
-          <w:rFonts w:ascii="Times New Roman" w:hAnsi="Times New Roman" w:cs="Times New Roman"/>
-          <w:sz w:val="24"/>
-          <w:szCs w:val="24"/>
-        </w:rPr>
-        <w:t>failed</w:t>
-      </w:r>
-      <w:r>
-        <w:rPr>
-          <w:rFonts w:ascii="Times New Roman" w:hAnsi="Times New Roman" w:cs="Times New Roman"/>
-          <w:sz w:val="24"/>
-          <w:szCs w:val="24"/>
-          <w:lang w:val="vi-VN"/>
-        </w:rPr>
-        <w:t>,</w:t>
-      </w:r>
-      <w:r>
-        <w:rPr>
-          <w:rFonts w:ascii="Times New Roman" w:hAnsi="Times New Roman" w:cs="Times New Roman"/>
-          <w:sz w:val="24"/>
-          <w:szCs w:val="24"/>
-        </w:rPr>
-        <w:t xml:space="preserve"> a difference of over 1 hour per day. This gap of approximately 46% </w:t>
+        <w:jc w:val="both"/>
+        <w:rPr>
+          <w:rFonts w:ascii="Times New Roman" w:hAnsi="Times New Roman" w:cs="Times New Roman"/>
+          <w:sz w:val="24"/>
+          <w:szCs w:val="24"/>
+        </w:rPr>
+      </w:pPr>
+      <w:r>
+        <w:rPr>
+          <w:rFonts w:ascii="Times New Roman" w:hAnsi="Times New Roman" w:cs="Times New Roman"/>
+          <w:sz w:val="24"/>
+          <w:szCs w:val="24"/>
+        </w:rPr>
+        <w:t xml:space="preserve">The students who passed the exam spent an average of 3.60 hours on </w:t>
       </w:r>
       <w:proofErr w:type="gramStart"/>
       <w:r>
@@ -2085,7 +1910,7 @@
           <w:sz w:val="24"/>
           <w:szCs w:val="24"/>
         </w:rPr>
-        <w:t>more study</w:t>
+        <w:t>a day</w:t>
       </w:r>
       <w:proofErr w:type="gramEnd"/>
       <w:r>
@@ -2094,32 +1919,25 @@
           <w:sz w:val="24"/>
           <w:szCs w:val="24"/>
         </w:rPr>
-        <w:t xml:space="preserve"> time suggests that daily study habits are a critical differentiator between academic success and failure. From a business analytics perspective, this finding implies that targeted interventions such as study time reminders or structured study </w:t>
-      </w:r>
-      <w:r>
-        <w:rPr>
-          <w:rFonts w:ascii="Times New Roman" w:hAnsi="Times New Roman" w:cs="Times New Roman"/>
-          <w:sz w:val="24"/>
-          <w:szCs w:val="24"/>
-        </w:rPr>
-        <w:t>plans</w:t>
-      </w:r>
-      <w:r>
-        <w:rPr>
-          <w:rFonts w:ascii="Times New Roman" w:hAnsi="Times New Roman" w:cs="Times New Roman"/>
-          <w:sz w:val="24"/>
-          <w:szCs w:val="24"/>
-          <w:lang w:val="vi-VN"/>
-        </w:rPr>
-        <w:t>,</w:t>
-      </w:r>
-      <w:r>
-        <w:rPr>
-          <w:rFonts w:ascii="Times New Roman" w:hAnsi="Times New Roman" w:cs="Times New Roman"/>
-          <w:sz w:val="24"/>
-          <w:szCs w:val="24"/>
-        </w:rPr>
-        <w:t xml:space="preserve"> could significantly improve student pass rates.</w:t>
+        <w:t xml:space="preserve"> of the exam, while those who failed spent only 2.47 hours on </w:t>
+      </w:r>
+      <w:proofErr w:type="gramStart"/>
+      <w:r>
+        <w:rPr>
+          <w:rFonts w:ascii="Times New Roman" w:hAnsi="Times New Roman" w:cs="Times New Roman"/>
+          <w:sz w:val="24"/>
+          <w:szCs w:val="24"/>
+        </w:rPr>
+        <w:t>a day</w:t>
+      </w:r>
+      <w:proofErr w:type="gramEnd"/>
+      <w:r>
+        <w:rPr>
+          <w:rFonts w:ascii="Times New Roman" w:hAnsi="Times New Roman" w:cs="Times New Roman"/>
+          <w:sz w:val="24"/>
+          <w:szCs w:val="24"/>
+        </w:rPr>
+        <w:t xml:space="preserve"> of the exam, which is more than 1 hour a day. The difference in study time of about 46% indicates that studying daily makes all the difference between success and failure in school. The business analytics implication of this statement is that interventions that focus on the study time, like the reminders or study plans, can have a meaningful impact on students' success.</w:t>
       </w:r>
     </w:p>
     <w:p>
@@ -2156,19 +1974,46 @@
     </w:p>
     <w:p>
       <w:pPr>
-        <w:rPr>
-          <w:rFonts w:ascii="Times New Roman" w:hAnsi="Times New Roman" w:cs="Times New Roman"/>
-          <w:sz w:val="24"/>
-          <w:szCs w:val="24"/>
-        </w:rPr>
-      </w:pPr>
-      <w:r>
-        <w:rPr>
-          <w:rFonts w:ascii="Times New Roman" w:hAnsi="Times New Roman" w:cs="Times New Roman"/>
-          <w:sz w:val="24"/>
-          <w:szCs w:val="24"/>
-        </w:rPr>
-        <w:t>Using a second PivotTable in Excel, the average attendance rate was compared between students who passed and those who failed. While the absolute difference appears small, its consistency across 10,000 students makes it statistically meaningful.</w:t>
+        <w:jc w:val="both"/>
+        <w:rPr>
+          <w:rFonts w:ascii="Times New Roman" w:hAnsi="Times New Roman" w:cs="Times New Roman"/>
+          <w:sz w:val="24"/>
+          <w:szCs w:val="24"/>
+        </w:rPr>
+      </w:pPr>
+      <w:r>
+        <w:rPr>
+          <w:rFonts w:ascii="Times New Roman" w:hAnsi="Times New Roman" w:cs="Times New Roman"/>
+          <w:sz w:val="24"/>
+          <w:szCs w:val="24"/>
+        </w:rPr>
+        <w:t xml:space="preserve">Using a second PivotTable in Excel, the average attendance rate was compared between students who passed and those who failed. </w:t>
+      </w:r>
+      <w:r>
+        <w:rPr>
+          <w:rFonts w:ascii="Times New Roman" w:hAnsi="Times New Roman" w:cs="Times New Roman"/>
+          <w:sz w:val="24"/>
+          <w:szCs w:val="24"/>
+        </w:rPr>
+        <w:t xml:space="preserve">The difference in absolute terms looks small, but </w:t>
+      </w:r>
+      <w:proofErr w:type="gramStart"/>
+      <w:r>
+        <w:rPr>
+          <w:rFonts w:ascii="Times New Roman" w:hAnsi="Times New Roman" w:cs="Times New Roman"/>
+          <w:sz w:val="24"/>
+          <w:szCs w:val="24"/>
+        </w:rPr>
+        <w:t>as it</w:t>
+      </w:r>
+      <w:proofErr w:type="gramEnd"/>
+      <w:r>
+        <w:rPr>
+          <w:rFonts w:ascii="Times New Roman" w:hAnsi="Times New Roman" w:cs="Times New Roman"/>
+          <w:sz w:val="24"/>
+          <w:szCs w:val="24"/>
+        </w:rPr>
+        <w:t xml:space="preserve"> is common to all 10,000 students, it is statistically significant.</w:t>
       </w:r>
     </w:p>
     <w:p>
@@ -2269,18 +2114,7 @@
                 <w:sz w:val="24"/>
                 <w:szCs w:val="24"/>
               </w:rPr>
-              <w:t xml:space="preserve">Average of </w:t>
-            </w:r>
-            <w:r>
-              <w:rPr>
-                <w:rFonts w:ascii="Times New Roman" w:eastAsia="Times New Roman" w:hAnsi="Times New Roman" w:cs="Times New Roman"/>
-                <w:b/>
-                <w:bCs/>
-                <w:color w:val="000000"/>
-                <w:sz w:val="24"/>
-                <w:szCs w:val="24"/>
-              </w:rPr>
-              <w:t>attendance rate</w:t>
+              <w:t>Average of attendance rate</w:t>
             </w:r>
           </w:p>
         </w:tc>
@@ -2614,62 +2448,33 @@
     </w:p>
     <w:p>
       <w:pPr>
-        <w:rPr>
-          <w:rFonts w:ascii="Times New Roman" w:hAnsi="Times New Roman" w:cs="Times New Roman"/>
-          <w:sz w:val="24"/>
-          <w:szCs w:val="24"/>
-        </w:rPr>
-      </w:pPr>
-      <w:r>
-        <w:rPr>
-          <w:rFonts w:ascii="Times New Roman" w:hAnsi="Times New Roman" w:cs="Times New Roman"/>
-          <w:sz w:val="24"/>
-          <w:szCs w:val="24"/>
+        <w:jc w:val="both"/>
+        <w:rPr>
+          <w:rFonts w:ascii="Times New Roman" w:hAnsi="Times New Roman" w:cs="Times New Roman"/>
+          <w:sz w:val="24"/>
+          <w:szCs w:val="24"/>
+        </w:rPr>
+      </w:pPr>
+      <w:r>
+        <w:rPr>
+          <w:rFonts w:ascii="Times New Roman" w:hAnsi="Times New Roman" w:cs="Times New Roman"/>
+          <w:sz w:val="24"/>
+          <w:szCs w:val="24"/>
+          <w:lang w:val="vi-VN"/>
         </w:rPr>
         <w:lastRenderedPageBreak/>
-        <w:t>Passing students attended an average of 85.97% of classes, while failing students averaged 83.51%</w:t>
-      </w:r>
-      <w:r>
-        <w:rPr>
-          <w:rFonts w:ascii="Times New Roman" w:hAnsi="Times New Roman" w:cs="Times New Roman"/>
-          <w:sz w:val="24"/>
-          <w:szCs w:val="24"/>
-          <w:lang w:val="vi-VN"/>
-        </w:rPr>
-        <w:t xml:space="preserve"> that</w:t>
-      </w:r>
-      <w:r>
-        <w:rPr>
-          <w:rFonts w:ascii="Times New Roman" w:hAnsi="Times New Roman" w:cs="Times New Roman"/>
-          <w:sz w:val="24"/>
-          <w:szCs w:val="24"/>
-        </w:rPr>
-        <w:t xml:space="preserve"> a gap of 2.46 percentage points. Although this difference may seem modest, when observed across a sample of 10,000 students, it indicates a consistent pattern: students who show up more regularly are more likely to succeed academically. This insight highlights that attendance is not merely an administrative metric, but an important </w:t>
-      </w:r>
-      <w:r>
-        <w:rPr>
-          <w:rFonts w:ascii="Times New Roman" w:hAnsi="Times New Roman" w:cs="Times New Roman"/>
-          <w:sz w:val="24"/>
-          <w:szCs w:val="24"/>
-        </w:rPr>
-        <w:t>behavioral</w:t>
-      </w:r>
-      <w:r>
-        <w:rPr>
-          <w:rFonts w:ascii="Times New Roman" w:hAnsi="Times New Roman" w:cs="Times New Roman"/>
-          <w:sz w:val="24"/>
-          <w:szCs w:val="24"/>
-        </w:rPr>
-        <w:t xml:space="preserve"> indicator of student engagement and academic outcomes.</w:t>
-      </w:r>
-    </w:p>
-    <w:p>
-      <w:pPr>
-        <w:rPr>
-          <w:rFonts w:ascii="Times New Roman" w:hAnsi="Times New Roman" w:cs="Times New Roman"/>
-          <w:sz w:val="24"/>
-          <w:szCs w:val="24"/>
-          <w:lang w:val="vi-VN"/>
+        <w:t>Passing students attended an average of 85.97% of classes, while failing students averaged 83.51% that a gap of 2.46 percentage points. This difference is slight, but is noticeable when compared across a sample of 10,000 students, which suggests that there is a trend; students who attend more regularly, are more likely to succeed academically. It is important to remember that this is not just attendance data, it is a key behavioral data point that conveys student engagement and academic results.</w:t>
+      </w:r>
+    </w:p>
+    <w:p>
+      <w:pPr>
+        <w:rPr>
+          <w:rFonts w:ascii="Times New Roman" w:hAnsi="Times New Roman" w:cs="Times New Roman"/>
+          <w:b/>
+          <w:bCs/>
+          <w:color w:val="2E75B6"/>
+          <w:sz w:val="24"/>
+          <w:szCs w:val="24"/>
         </w:rPr>
       </w:pPr>
     </w:p>
@@ -3470,6 +3275,22 @@
       <w:szCs w:val="20"/>
     </w:rPr>
   </w:style>
+  <w:style w:type="table" w:styleId="TableGrid">
+    <w:name w:val="Table Grid"/>
+    <w:basedOn w:val="TableNormal"/>
+    <w:uiPriority w:val="39"/>
+    <w:rsid w:val="00723EFB"/>
+    <w:tblPr>
+      <w:tblBorders>
+        <w:top w:val="single" w:sz="4" w:space="0" w:color="auto"/>
+        <w:left w:val="single" w:sz="4" w:space="0" w:color="auto"/>
+        <w:bottom w:val="single" w:sz="4" w:space="0" w:color="auto"/>
+        <w:right w:val="single" w:sz="4" w:space="0" w:color="auto"/>
+        <w:insideH w:val="single" w:sz="4" w:space="0" w:color="auto"/>
+        <w:insideV w:val="single" w:sz="4" w:space="0" w:color="auto"/>
+      </w:tblBorders>
+    </w:tblPr>
+  </w:style>
 </w:styles>
 </file>
 
